--- a/resume.docx
+++ b/resume.docx
@@ -989,14 +989,13 @@
         </w:tblBorders>
       </w:tblPr>
       <w:tblGrid>
-        <w:gridCol w:w="3100"/>
-        <w:gridCol w:w="3100"/>
-        <w:gridCol w:w="3150"/>
+        <w:gridCol w:w="4675"/>
+        <w:gridCol w:w="4675"/>
       </w:tblGrid>
       <w:tr>
         <w:tc>
           <w:tcPr>
-            <w:tcW w:type="dxa" w:w="3100"/>
+            <w:tcW w:type="dxa" w:w="4675"/>
             <w:tcMar>
               <w:top w:type="dxa" w:w="0"/>
               <w:left w:type="dxa" w:w="0"/>
@@ -1037,7 +1036,7 @@
         </w:tc>
         <w:tc>
           <w:tcPr>
-            <w:tcW w:type="dxa" w:w="3100"/>
+            <w:tcW w:type="dxa" w:w="4675"/>
             <w:tcMar>
               <w:top w:type="dxa" w:w="0"/>
               <w:left w:type="dxa" w:w="0"/>
@@ -1058,47 +1057,6 @@
                 <w:szCs w:val="26"/>
               </w:rPr>
               <w:t xml:space="preserve">Urdu</w:t>
-            </w:r>
-          </w:p>
-          <w:p>
-            <w:r>
-              <w:rPr>
-                <w:rFonts w:ascii="Arial" w:cs="Arial" w:eastAsia="Arial" w:hAnsi="Arial"/>
-                <w:b w:val="false"/>
-                <w:bCs w:val="false"/>
-                <w:i w:val="false"/>
-                <w:iCs w:val="false"/>
-                <w:color w:val="9B9B9B"/>
-                <w:sz w:val="26"/>
-                <w:szCs w:val="26"/>
-              </w:rPr>
-              <w:t xml:space="preserve">Native</w:t>
-            </w:r>
-          </w:p>
-        </w:tc>
-        <w:tc>
-          <w:tcPr>
-            <w:tcW w:type="dxa" w:w="3150"/>
-            <w:tcMar>
-              <w:top w:type="dxa" w:w="0"/>
-              <w:left w:type="dxa" w:w="0"/>
-              <w:bottom w:type="dxa" w:w="0"/>
-              <w:right w:type="dxa" w:w="0"/>
-            </w:tcMar>
-          </w:tcPr>
-          <w:p>
-            <w:r>
-              <w:rPr>
-                <w:rFonts w:ascii="Arial" w:cs="Arial" w:eastAsia="Arial" w:hAnsi="Arial"/>
-                <w:b w:val="false"/>
-                <w:bCs w:val="false"/>
-                <w:i w:val="false"/>
-                <w:iCs w:val="false"/>
-                <w:color w:val="6E6E6E"/>
-                <w:sz w:val="26"/>
-                <w:szCs w:val="26"/>
-              </w:rPr>
-              <w:t xml:space="preserve">Punjabi</w:t>
             </w:r>
           </w:p>
           <w:p>
